--- a/test plan/Test Plan.docx
+++ b/test plan/Test Plan.docx
@@ -20,7 +20,7 @@
           <w:szCs w:val="46"/>
           <w:rtl w:val="0"/>
         </w:rPr>
-        <w:t xml:space="preserve">Test Plan – Screencast Web Application</w:t>
+        <w:t xml:space="preserve">Test Plan – screenpal Web Application</w:t>
       </w:r>
       <w:r>
         <w:rPr>
@@ -63,7 +63,7 @@
         <w:rPr>
           <w:rtl w:val="0"/>
         </w:rPr>
-        <w:t xml:space="preserve">This test plan describes the testing activities for the Screencast Web Application. The purpose of testing is to verify that the application's core functionalities operate correctly, meet user requirements, and provide a reliable user experience.</w:t>
+        <w:t xml:space="preserve">This test plan describes the testing activities for the screenpal Web Application. The purpose of testing is to verify that the application's core functionalities operate correctly, meet user requirements, and provide a reliable user experience.</w:t>
       </w:r>
     </w:p>
     <w:p>
@@ -1095,7 +1095,7 @@
               <w:rPr>
                 <w:rtl w:val="0"/>
               </w:rPr>
-              <w:t xml:space="preserve">Screencast Web Application</w:t>
+              <w:t xml:space="preserve">Screenpal Web Application</w:t>
             </w:r>
           </w:p>
         </w:tc>
